--- a/Swartz, Lucas- Sept2026 Resume.docx
+++ b/Swartz, Lucas- Sept2026 Resume.docx
@@ -56,7 +56,7 @@
           <w:sz w:val="20"/>
           <w:szCs w:val="20"/>
         </w:rPr>
-        <w:t xml:space="preserve"> OH ◦ 440-822-8657 ◦ </w:t>
+        <w:t xml:space="preserve"> OH</w:t>
       </w:r>
       <w:r>
         <w:rPr>
@@ -65,7 +65,7 @@
           <w:sz w:val="20"/>
           <w:szCs w:val="20"/>
         </w:rPr>
-        <w:t>Lukeswartz11@gmail.com ◦</w:t>
+        <w:t xml:space="preserve"> | </w:t>
       </w:r>
       <w:r>
         <w:rPr>
@@ -74,7 +74,52 @@
           <w:sz w:val="20"/>
           <w:szCs w:val="20"/>
         </w:rPr>
-        <w:t xml:space="preserve"> linkedin.com/in/lucasaswartz</w:t>
+        <w:t>440-822-8657</w:t>
+      </w:r>
+      <w:r>
+        <w:rPr>
+          <w:rFonts w:ascii="Book Antiqua" w:hAnsi="Book Antiqua"/>
+          <w:color w:val="000000"/>
+          <w:sz w:val="20"/>
+          <w:szCs w:val="20"/>
+        </w:rPr>
+        <w:t xml:space="preserve"> | </w:t>
+      </w:r>
+      <w:r>
+        <w:rPr>
+          <w:rFonts w:ascii="Book Antiqua" w:hAnsi="Book Antiqua"/>
+          <w:color w:val="000000"/>
+          <w:sz w:val="20"/>
+          <w:szCs w:val="20"/>
+        </w:rPr>
+        <w:t>Lukeswartz11@gmail.com</w:t>
+      </w:r>
+      <w:r>
+        <w:rPr>
+          <w:rFonts w:ascii="Book Antiqua" w:hAnsi="Book Antiqua"/>
+          <w:color w:val="000000"/>
+          <w:sz w:val="20"/>
+          <w:szCs w:val="20"/>
+        </w:rPr>
+        <w:t xml:space="preserve"> | </w:t>
+      </w:r>
+      <w:r>
+        <w:rPr>
+          <w:rFonts w:ascii="Book Antiqua" w:hAnsi="Book Antiqua"/>
+          <w:color w:val="000000"/>
+          <w:sz w:val="20"/>
+          <w:szCs w:val="20"/>
+        </w:rPr>
+        <w:t>linkedin.com/in/</w:t>
+      </w:r>
+      <w:r>
+        <w:rPr>
+          <w:rFonts w:ascii="Book Antiqua" w:hAnsi="Book Antiqua"/>
+          <w:color w:val="000000"/>
+          <w:sz w:val="20"/>
+          <w:szCs w:val="20"/>
+        </w:rPr>
+        <w:t>LucasSwartz11</w:t>
       </w:r>
     </w:p>
     <w:p>
@@ -227,6 +272,7 @@
           <w:szCs w:val="22"/>
         </w:rPr>
       </w:pPr>
+      <w:proofErr w:type="gramStart"/>
       <w:r>
         <w:rPr>
           <w:rFonts w:ascii="Book Antiqua" w:hAnsi="Book Antiqua"/>
@@ -234,7 +280,17 @@
           <w:sz w:val="22"/>
           <w:szCs w:val="22"/>
         </w:rPr>
-        <w:t>The Ohio State University</w:t>
+        <w:t>The Ohio</w:t>
+      </w:r>
+      <w:proofErr w:type="gramEnd"/>
+      <w:r>
+        <w:rPr>
+          <w:rFonts w:ascii="Book Antiqua" w:hAnsi="Book Antiqua"/>
+          <w:i/>
+          <w:sz w:val="22"/>
+          <w:szCs w:val="22"/>
+        </w:rPr>
+        <w:t xml:space="preserve"> State University</w:t>
       </w:r>
       <w:r>
         <w:rPr>
@@ -644,7 +700,15 @@
           <w:sz w:val="22"/>
           <w:szCs w:val="22"/>
         </w:rPr>
-        <w:t xml:space="preserve"> – Two Summer Terms</w:t>
+        <w:t xml:space="preserve"> – </w:t>
+      </w:r>
+      <w:r>
+        <w:rPr>
+          <w:rFonts w:ascii="Book Antiqua" w:hAnsi="Book Antiqua"/>
+          <w:sz w:val="22"/>
+          <w:szCs w:val="22"/>
+        </w:rPr>
+        <w:t>First Term</w:t>
       </w:r>
       <w:r>
         <w:rPr>
@@ -801,6 +865,15 @@
         </w:rPr>
         <w:t>.</w:t>
       </w:r>
+    </w:p>
+    <w:p>
+      <w:pPr>
+        <w:rPr>
+          <w:rFonts w:ascii="Book Antiqua" w:hAnsi="Book Antiqua"/>
+          <w:sz w:val="22"/>
+          <w:szCs w:val="22"/>
+        </w:rPr>
+      </w:pPr>
     </w:p>
     <w:p>
       <w:pPr>
@@ -827,28 +900,20 @@
         <w:t>Shift Lead</w:t>
       </w:r>
       <w:r>
-        <w:rPr>
-          <w:rFonts w:ascii="Book Antiqua" w:hAnsi="Book Antiqua"/>
-          <w:sz w:val="22"/>
-          <w:szCs w:val="22"/>
-        </w:rPr>
-        <w:tab/>
-      </w:r>
-      <w:r>
-        <w:rPr>
-          <w:rFonts w:ascii="Book Antiqua" w:hAnsi="Book Antiqua"/>
-          <w:sz w:val="22"/>
-          <w:szCs w:val="22"/>
-        </w:rPr>
-        <w:tab/>
-      </w:r>
-      <w:r>
-        <w:rPr>
-          <w:rFonts w:ascii="Book Antiqua" w:hAnsi="Book Antiqua"/>
-          <w:sz w:val="22"/>
-          <w:szCs w:val="22"/>
-        </w:rPr>
-        <w:tab/>
+        <w:tab/>
+      </w:r>
+      <w:r>
+        <w:tab/>
+      </w:r>
+      <w:r>
+        <w:tab/>
+      </w:r>
+      <w:r>
+        <w:rPr>
+          <w:rFonts w:ascii="Book Antiqua" w:hAnsi="Book Antiqua"/>
+          <w:sz w:val="22"/>
+          <w:szCs w:val="22"/>
+        </w:rPr>
         <w:t>May 2022 – January 2025</w:t>
       </w:r>
     </w:p>
@@ -934,7 +999,23 @@
           <w:sz w:val="22"/>
           <w:szCs w:val="22"/>
         </w:rPr>
-        <w:t xml:space="preserve">for a kitchen averaging $30,000 in daily sales, </w:t>
+        <w:t xml:space="preserve">for a </w:t>
+      </w:r>
+      <w:r>
+        <w:rPr>
+          <w:rFonts w:ascii="Book Antiqua" w:hAnsi="Book Antiqua"/>
+          <w:sz w:val="22"/>
+          <w:szCs w:val="22"/>
+        </w:rPr>
+        <w:t>kitchen,</w:t>
+      </w:r>
+      <w:r>
+        <w:rPr>
+          <w:rFonts w:ascii="Book Antiqua" w:hAnsi="Book Antiqua"/>
+          <w:sz w:val="22"/>
+          <w:szCs w:val="22"/>
+        </w:rPr>
+        <w:t xml:space="preserve"> averaging $30,000 in daily sales, </w:t>
       </w:r>
       <w:r>
         <w:rPr>
@@ -1941,17 +2022,7 @@
           <w:sz w:val="22"/>
           <w:szCs w:val="22"/>
         </w:rPr>
-        <w:t>Technical s</w:t>
-      </w:r>
-      <w:r>
-        <w:rPr>
-          <w:rFonts w:ascii="Book Antiqua" w:hAnsi="Book Antiqua"/>
-          <w:b/>
-          <w:bCs/>
-          <w:sz w:val="22"/>
-          <w:szCs w:val="22"/>
-        </w:rPr>
-        <w:t>kills</w:t>
+        <w:t>Programming languages</w:t>
       </w:r>
       <w:r>
         <w:rPr>
@@ -1967,30 +2038,6 @@
           <w:sz w:val="22"/>
           <w:szCs w:val="22"/>
         </w:rPr>
-        <w:t xml:space="preserve"> Embedded C, </w:t>
-      </w:r>
-      <w:r>
-        <w:rPr>
-          <w:rFonts w:ascii="Book Antiqua" w:hAnsi="Book Antiqua"/>
-          <w:sz w:val="22"/>
-          <w:szCs w:val="22"/>
-        </w:rPr>
-        <w:t>J</w:t>
-      </w:r>
-      <w:r>
-        <w:rPr>
-          <w:rFonts w:ascii="Book Antiqua" w:hAnsi="Book Antiqua"/>
-          <w:sz w:val="22"/>
-          <w:szCs w:val="22"/>
-        </w:rPr>
-        <w:t>ava,</w:t>
-      </w:r>
-      <w:r>
-        <w:rPr>
-          <w:rFonts w:ascii="Book Antiqua" w:hAnsi="Book Antiqua"/>
-          <w:sz w:val="22"/>
-          <w:szCs w:val="22"/>
-        </w:rPr>
         <w:t xml:space="preserve"> </w:t>
       </w:r>
       <w:r>
@@ -1999,6 +2046,30 @@
           <w:sz w:val="22"/>
           <w:szCs w:val="22"/>
         </w:rPr>
+        <w:t>C/C++</w:t>
+      </w:r>
+      <w:r>
+        <w:rPr>
+          <w:rFonts w:ascii="Book Antiqua" w:hAnsi="Book Antiqua"/>
+          <w:sz w:val="22"/>
+          <w:szCs w:val="22"/>
+        </w:rPr>
+        <w:t>,</w:t>
+      </w:r>
+      <w:r>
+        <w:rPr>
+          <w:rFonts w:ascii="Book Antiqua" w:hAnsi="Book Antiqua"/>
+          <w:sz w:val="22"/>
+          <w:szCs w:val="22"/>
+        </w:rPr>
+        <w:t xml:space="preserve"> </w:t>
+      </w:r>
+      <w:r>
+        <w:rPr>
+          <w:rFonts w:ascii="Book Antiqua" w:hAnsi="Book Antiqua"/>
+          <w:sz w:val="22"/>
+          <w:szCs w:val="22"/>
+        </w:rPr>
         <w:t xml:space="preserve">Python, </w:t>
       </w:r>
       <w:r>
@@ -2007,41 +2078,15 @@
           <w:sz w:val="22"/>
           <w:szCs w:val="22"/>
         </w:rPr>
-        <w:t xml:space="preserve">Git, </w:t>
-      </w:r>
-      <w:r>
-        <w:rPr>
-          <w:rFonts w:ascii="Book Antiqua" w:hAnsi="Book Antiqua"/>
-          <w:sz w:val="22"/>
-          <w:szCs w:val="22"/>
-        </w:rPr>
-        <w:t xml:space="preserve">and </w:t>
-      </w:r>
-      <w:proofErr w:type="spellStart"/>
-      <w:r>
-        <w:rPr>
-          <w:rFonts w:ascii="Book Antiqua" w:hAnsi="Book Antiqua"/>
-          <w:sz w:val="22"/>
-          <w:szCs w:val="22"/>
-        </w:rPr>
-        <w:t>Onshape</w:t>
-      </w:r>
-      <w:proofErr w:type="spellEnd"/>
-      <w:r>
-        <w:rPr>
-          <w:rFonts w:ascii="Book Antiqua" w:hAnsi="Book Antiqua"/>
-          <w:sz w:val="22"/>
-          <w:szCs w:val="22"/>
-        </w:rPr>
-        <w:t xml:space="preserve"> </w:t>
-      </w:r>
-      <w:r>
-        <w:rPr>
-          <w:rFonts w:ascii="Book Antiqua" w:hAnsi="Book Antiqua"/>
-          <w:sz w:val="22"/>
-          <w:szCs w:val="22"/>
-        </w:rPr>
-        <w:t>for CAD</w:t>
+        <w:t xml:space="preserve">Java </w:t>
+      </w:r>
+      <w:r>
+        <w:rPr>
+          <w:rFonts w:ascii="Book Antiqua" w:hAnsi="Book Antiqua"/>
+          <w:sz w:val="22"/>
+          <w:szCs w:val="22"/>
+        </w:rPr>
+        <w:t>Git</w:t>
       </w:r>
     </w:p>
     <w:p>
@@ -2065,7 +2110,8 @@
           <w:sz w:val="22"/>
           <w:szCs w:val="22"/>
         </w:rPr>
-        <w:t>Soft skills</w:t>
+        <w:lastRenderedPageBreak/>
+        <w:t>Hardware</w:t>
       </w:r>
       <w:r>
         <w:rPr>
@@ -2081,39 +2127,47 @@
           <w:sz w:val="22"/>
           <w:szCs w:val="22"/>
         </w:rPr>
-        <w:t xml:space="preserve"> Time management,</w:t>
-      </w:r>
-      <w:r>
-        <w:rPr>
-          <w:rFonts w:ascii="Book Antiqua" w:hAnsi="Book Antiqua"/>
-          <w:sz w:val="22"/>
-          <w:szCs w:val="22"/>
-        </w:rPr>
-        <w:t xml:space="preserve"> </w:t>
-      </w:r>
-      <w:r>
-        <w:rPr>
-          <w:rFonts w:ascii="Book Antiqua" w:hAnsi="Book Antiqua"/>
-          <w:sz w:val="22"/>
-          <w:szCs w:val="22"/>
-        </w:rPr>
-        <w:t>p</w:t>
-      </w:r>
-      <w:r>
-        <w:rPr>
-          <w:rFonts w:ascii="Book Antiqua" w:hAnsi="Book Antiqua"/>
-          <w:sz w:val="22"/>
-          <w:szCs w:val="22"/>
-        </w:rPr>
-        <w:t>rocess improvement, problem solving</w:t>
-      </w:r>
-      <w:r>
-        <w:rPr>
-          <w:rFonts w:ascii="Book Antiqua" w:hAnsi="Book Antiqua"/>
-          <w:sz w:val="22"/>
-          <w:szCs w:val="22"/>
-        </w:rPr>
-        <w:t>, training</w:t>
+        <w:t xml:space="preserve"> ESP32, STM32, Arduino</w:t>
+      </w:r>
+    </w:p>
+    <w:p>
+      <w:pPr>
+        <w:pStyle w:val="ListParagraph"/>
+        <w:numPr>
+          <w:ilvl w:val="0"/>
+          <w:numId w:val="1"/>
+        </w:numPr>
+        <w:rPr>
+          <w:rFonts w:ascii="Book Antiqua" w:hAnsi="Book Antiqua"/>
+          <w:sz w:val="22"/>
+          <w:szCs w:val="22"/>
+        </w:rPr>
+      </w:pPr>
+      <w:r>
+        <w:rPr>
+          <w:rFonts w:ascii="Book Antiqua" w:hAnsi="Book Antiqua"/>
+          <w:b/>
+          <w:bCs/>
+          <w:sz w:val="22"/>
+          <w:szCs w:val="22"/>
+        </w:rPr>
+        <w:t>Extra Tools</w:t>
+      </w:r>
+      <w:r>
+        <w:rPr>
+          <w:rFonts w:ascii="Book Antiqua" w:hAnsi="Book Antiqua"/>
+          <w:sz w:val="22"/>
+          <w:szCs w:val="22"/>
+        </w:rPr>
+        <w:t>:</w:t>
+      </w:r>
+      <w:r>
+        <w:rPr>
+          <w:rFonts w:ascii="Book Antiqua" w:hAnsi="Book Antiqua"/>
+          <w:sz w:val="22"/>
+          <w:szCs w:val="22"/>
+        </w:rPr>
+        <w:t xml:space="preserve"> Oscilloscopes, Git, OnShape, soldering</w:t>
       </w:r>
     </w:p>
     <w:sectPr>
